--- a/report_assets/KHCN templates/Hồ sơ tài sản/Thế chấp QSD đất TS GLVĐ của bên vay/99.2022.01a Dang ky the chap QSD dat - co TS tren dat .docx
+++ b/report_assets/KHCN templates/Hồ sơ tài sản/Thế chấp QSD đất TS GLVĐ của bên vay/99.2022.01a Dang ky the chap QSD dat - co TS tren dat .docx
@@ -149,7 +149,7 @@
                 </mc:Choice>
                 <mc:Fallback>
                   <w:pict>
-                    <v:line w14:anchorId="21F78E67" id="Straight Connector 2" o:spid="_x0000_s1026" style="position:absolute;z-index:251663360;visibility:visible;mso-wrap-style:square;mso-width-percent:0;mso-wrap-distance-left:9pt;mso-wrap-distance-top:0;mso-wrap-distance-right:9pt;mso-wrap-distance-bottom:0;mso-position-horizontal:center;mso-position-horizontal-relative:margin;mso-position-vertical:absolute;mso-position-vertical-relative:text;mso-width-percent:0;mso-width-relative:margin" from="0,.25pt" to="141.75pt,.25pt" o:gfxdata="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" strokecolor="black [3040]">
+                    <v:line w14:anchorId="69DC81E3" id="Straight Connector 2" o:spid="_x0000_s1026" style="position:absolute;z-index:251663360;visibility:visible;mso-wrap-style:square;mso-width-percent:0;mso-wrap-distance-left:9pt;mso-wrap-distance-top:0;mso-wrap-distance-right:9pt;mso-wrap-distance-bottom:0;mso-position-horizontal:center;mso-position-horizontal-relative:margin;mso-position-vertical:absolute;mso-position-vertical-relative:text;mso-width-percent:0;mso-width-relative:margin" from="0,.25pt" to="141.75pt,.25pt" o:gfxdata="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" strokecolor="black [3040]">
                       <w10:wrap anchorx="margin"/>
                     </v:line>
                   </w:pict>
@@ -4271,7 +4271,7 @@
                 </mc:Choice>
                 <mc:Fallback>
                   <w:pict>
-                    <v:line w14:anchorId="54B1015D" id="Straight Connector 2" o:spid="_x0000_s1026" style="position:absolute;z-index:251664384;visibility:visible;mso-wrap-style:square;mso-width-percent:0;mso-height-percent:0;mso-wrap-distance-left:9pt;mso-wrap-distance-top:0;mso-wrap-distance-right:9pt;mso-wrap-distance-bottom:0;mso-position-horizontal:absolute;mso-position-horizontal-relative:text;mso-position-vertical:absolute;mso-position-vertical-relative:text;mso-width-percent:0;mso-height-percent:0;mso-width-relative:margin;mso-height-relative:margin" from="3.4pt,9.75pt" to="508pt,520.6pt" o:gfxdata="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" strokecolor="black [3040]"/>
+                    <v:line w14:anchorId="4DA79EE5" id="Straight Connector 2" o:spid="_x0000_s1026" style="position:absolute;z-index:251664384;visibility:visible;mso-wrap-style:square;mso-width-percent:0;mso-height-percent:0;mso-wrap-distance-left:9pt;mso-wrap-distance-top:0;mso-wrap-distance-right:9pt;mso-wrap-distance-bottom:0;mso-position-horizontal:absolute;mso-position-horizontal-relative:text;mso-position-vertical:absolute;mso-position-vertical-relative:text;mso-width-percent:0;mso-height-percent:0;mso-width-relative:margin;mso-height-relative:margin" from="3.4pt,9.75pt" to="508pt,520.6pt" o:gfxdata="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" strokecolor="black [3040]"/>
                   </w:pict>
                 </mc:Fallback>
               </mc:AlternateContent>
